--- a/DAY-20 (Ansible Part-2)/Lab Exercise - Implement Ansible Vault in Ubuntu.docx
+++ b/DAY-20 (Ansible Part-2)/Lab Exercise - Implement Ansible Vault in Ubuntu.docx
@@ -49,7 +49,31 @@
           <w:szCs w:val="36"/>
           <w:lang w:val="en-IN"/>
         </w:rPr>
-        <w:t>Implement Ansible Vault in Ubuntu</w:t>
+        <w:t xml:space="preserve">Implement Ansible Vault in </w:t>
+      </w:r>
+      <w:r>
+        <w:rPr>
+          <w:rFonts w:ascii="Georgia Pro" w:eastAsia="Georgia Pro" w:hAnsi="Georgia Pro" w:cs="Georgia Pro"/>
+          <w:b/>
+          <w:bCs/>
+          <w:color w:val="000000" w:themeColor="text1"/>
+          <w:sz w:val="36"/>
+          <w:szCs w:val="36"/>
+          <w:lang w:val="en-IN"/>
+        </w:rPr>
+        <w:t>Amazon Linux</w:t>
+      </w:r>
+      <w:r>
+        <w:rPr>
+          <w:rFonts w:ascii="Georgia Pro" w:eastAsia="Georgia Pro" w:hAnsi="Georgia Pro" w:cs="Georgia Pro"/>
+          <w:b/>
+          <w:bCs/>
+          <w:color w:val="000000" w:themeColor="text1"/>
+          <w:sz w:val="36"/>
+          <w:szCs w:val="36"/>
+          <w:lang w:val="en-IN"/>
+        </w:rPr>
+        <w:t xml:space="preserve"> (RedHat Family)</w:t>
       </w:r>
     </w:p>
     <w:p>
@@ -213,7 +237,7 @@
           <w:color w:val="000000" w:themeColor="text1"/>
         </w:rPr>
         <w:pict w14:anchorId="03FDA48F">
-          <v:rect id="_x0000_i1109" style="width:0;height:1.5pt" o:hrstd="t" o:hr="t" fillcolor="#a0a0a0" stroked="f"/>
+          <v:rect id="_x0000_i1025" style="width:0;height:1.5pt" o:hrstd="t" o:hr="t" fillcolor="#a0a0a0" stroked="f"/>
         </w:pict>
       </w:r>
     </w:p>
@@ -519,8 +543,9 @@
           <w:rFonts w:ascii="Georgia Pro" w:eastAsia="Georgia Pro" w:hAnsi="Georgia Pro" w:cs="Georgia Pro"/>
           <w:color w:val="000000" w:themeColor="text1"/>
         </w:rPr>
+        <w:lastRenderedPageBreak/>
         <w:pict w14:anchorId="349EC336">
-          <v:rect id="_x0000_i1110" style="width:0;height:1.5pt" o:hrstd="t" o:hr="t" fillcolor="#a0a0a0" stroked="f"/>
+          <v:rect id="_x0000_i1026" style="width:0;height:1.5pt" o:hrstd="t" o:hr="t" fillcolor="#a0a0a0" stroked="f"/>
         </w:pict>
       </w:r>
     </w:p>
@@ -541,7 +566,6 @@
           <w:bCs/>
           <w:color w:val="000000" w:themeColor="text1"/>
         </w:rPr>
-        <w:lastRenderedPageBreak/>
         <w:t>Step 1 — Create lab folder</w:t>
       </w:r>
     </w:p>
@@ -599,7 +623,7 @@
           <w:color w:val="000000" w:themeColor="text1"/>
         </w:rPr>
         <w:pict w14:anchorId="49B3D079">
-          <v:rect id="_x0000_i1111" style="width:0;height:1.5pt" o:hrstd="t" o:hr="t" fillcolor="#a0a0a0" stroked="f"/>
+          <v:rect id="_x0000_i1027" style="width:0;height:1.5pt" o:hrstd="t" o:hr="t" fillcolor="#a0a0a0" stroked="f"/>
         </w:pict>
       </w:r>
     </w:p>
@@ -620,23 +644,23 @@
           <w:bCs/>
           <w:color w:val="000000" w:themeColor="text1"/>
         </w:rPr>
-        <w:t>Step 2 — Create inventory</w:t>
-      </w:r>
-    </w:p>
-    <w:p>
-      <w:pPr>
-        <w:spacing w:before="240" w:after="0" w:line="360" w:lineRule="auto"/>
-        <w:rPr>
-          <w:rFonts w:ascii="Georgia Pro" w:eastAsia="Georgia Pro" w:hAnsi="Georgia Pro" w:cs="Georgia Pro"/>
-          <w:color w:val="000000" w:themeColor="text1"/>
-        </w:rPr>
-      </w:pPr>
-      <w:r>
-        <w:rPr>
-          <w:rFonts w:ascii="Georgia Pro" w:eastAsia="Georgia Pro" w:hAnsi="Georgia Pro" w:cs="Georgia Pro"/>
-          <w:color w:val="000000" w:themeColor="text1"/>
-        </w:rPr>
-        <w:t>Create file:</w:t>
+        <w:t>Step 3 — Create secrets file</w:t>
+      </w:r>
+    </w:p>
+    <w:p>
+      <w:pPr>
+        <w:spacing w:before="240" w:after="0" w:line="360" w:lineRule="auto"/>
+        <w:rPr>
+          <w:rFonts w:ascii="Georgia Pro" w:eastAsia="Georgia Pro" w:hAnsi="Georgia Pro" w:cs="Georgia Pro"/>
+          <w:color w:val="000000" w:themeColor="text1"/>
+        </w:rPr>
+      </w:pPr>
+      <w:r>
+        <w:rPr>
+          <w:rFonts w:ascii="Georgia Pro" w:eastAsia="Georgia Pro" w:hAnsi="Georgia Pro" w:cs="Georgia Pro"/>
+          <w:color w:val="000000" w:themeColor="text1"/>
+        </w:rPr>
+        <w:t>Create:</w:t>
       </w:r>
     </w:p>
     <w:p>
@@ -659,8 +683,17 @@
           <w:rFonts w:ascii="Georgia Pro" w:eastAsia="Georgia Pro" w:hAnsi="Georgia Pro" w:cs="Georgia Pro"/>
           <w:color w:val="000000" w:themeColor="text1"/>
         </w:rPr>
-        <w:t>nano inventory</w:t>
-      </w:r>
+        <w:t xml:space="preserve">nano </w:t>
+      </w:r>
+      <w:proofErr w:type="spellStart"/>
+      <w:r>
+        <w:rPr>
+          <w:rFonts w:ascii="Georgia Pro" w:eastAsia="Georgia Pro" w:hAnsi="Georgia Pro" w:cs="Georgia Pro"/>
+          <w:color w:val="000000" w:themeColor="text1"/>
+        </w:rPr>
+        <w:t>secrets.yml</w:t>
+      </w:r>
+      <w:proofErr w:type="spellEnd"/>
     </w:p>
     <w:p>
       <w:pPr>
@@ -693,12 +726,21 @@
           <w:color w:val="000000" w:themeColor="text1"/>
         </w:rPr>
       </w:pPr>
-      <w:r>
-        <w:rPr>
-          <w:rFonts w:ascii="Georgia Pro" w:eastAsia="Georgia Pro" w:hAnsi="Georgia Pro" w:cs="Georgia Pro"/>
-          <w:color w:val="000000" w:themeColor="text1"/>
-        </w:rPr>
-        <w:t>[local]</w:t>
+      <w:proofErr w:type="spellStart"/>
+      <w:r>
+        <w:rPr>
+          <w:rFonts w:ascii="Georgia Pro" w:eastAsia="Georgia Pro" w:hAnsi="Georgia Pro" w:cs="Georgia Pro"/>
+          <w:color w:val="000000" w:themeColor="text1"/>
+        </w:rPr>
+        <w:t>db_user</w:t>
+      </w:r>
+      <w:proofErr w:type="spellEnd"/>
+      <w:r>
+        <w:rPr>
+          <w:rFonts w:ascii="Georgia Pro" w:eastAsia="Georgia Pro" w:hAnsi="Georgia Pro" w:cs="Georgia Pro"/>
+          <w:color w:val="000000" w:themeColor="text1"/>
+        </w:rPr>
+        <w:t>: admin</w:t>
       </w:r>
       <w:r>
         <w:rPr>
@@ -706,7 +748,6 @@
           <w:color w:val="000000" w:themeColor="text1"/>
         </w:rPr>
         <w:br/>
-        <w:t xml:space="preserve">localhost </w:t>
       </w:r>
       <w:proofErr w:type="spellStart"/>
       <w:r>
@@ -714,7 +755,7 @@
           <w:rFonts w:ascii="Georgia Pro" w:eastAsia="Georgia Pro" w:hAnsi="Georgia Pro" w:cs="Georgia Pro"/>
           <w:color w:val="000000" w:themeColor="text1"/>
         </w:rPr>
-        <w:t>ansible_connection</w:t>
+        <w:t>db_password</w:t>
       </w:r>
       <w:proofErr w:type="spellEnd"/>
       <w:r>
@@ -722,7 +763,7 @@
           <w:rFonts w:ascii="Georgia Pro" w:eastAsia="Georgia Pro" w:hAnsi="Georgia Pro" w:cs="Georgia Pro"/>
           <w:color w:val="000000" w:themeColor="text1"/>
         </w:rPr>
-        <w:t>=local</w:t>
+        <w:t>: MySecretPassword123</w:t>
       </w:r>
     </w:p>
     <w:p>
@@ -754,8 +795,8 @@
           <w:rFonts w:ascii="Georgia Pro" w:eastAsia="Georgia Pro" w:hAnsi="Georgia Pro" w:cs="Georgia Pro"/>
           <w:color w:val="000000" w:themeColor="text1"/>
         </w:rPr>
-        <w:pict w14:anchorId="12519457">
-          <v:rect id="_x0000_i1112" style="width:0;height:1.5pt" o:hrstd="t" o:hr="t" fillcolor="#a0a0a0" stroked="f"/>
+        <w:pict w14:anchorId="5EB49409">
+          <v:rect id="_x0000_i1029" style="width:0;height:1.5pt" o:hrstd="t" o:hr="t" fillcolor="#a0a0a0" stroked="f"/>
         </w:pict>
       </w:r>
     </w:p>
@@ -776,70 +817,23 @@
           <w:bCs/>
           <w:color w:val="000000" w:themeColor="text1"/>
         </w:rPr>
-        <w:t>Step 3 — Create secrets file</w:t>
-      </w:r>
-    </w:p>
-    <w:p>
-      <w:pPr>
-        <w:spacing w:before="240" w:after="0" w:line="360" w:lineRule="auto"/>
-        <w:rPr>
-          <w:rFonts w:ascii="Georgia Pro" w:eastAsia="Georgia Pro" w:hAnsi="Georgia Pro" w:cs="Georgia Pro"/>
-          <w:color w:val="000000" w:themeColor="text1"/>
-        </w:rPr>
-      </w:pPr>
-      <w:r>
-        <w:rPr>
-          <w:rFonts w:ascii="Georgia Pro" w:eastAsia="Georgia Pro" w:hAnsi="Georgia Pro" w:cs="Georgia Pro"/>
-          <w:color w:val="000000" w:themeColor="text1"/>
-        </w:rPr>
-        <w:t>Create:</w:t>
-      </w:r>
-    </w:p>
-    <w:p>
-      <w:pPr>
-        <w:pBdr>
-          <w:top w:val="single" w:sz="4" w:space="1" w:color="auto"/>
-          <w:left w:val="single" w:sz="4" w:space="4" w:color="auto"/>
-          <w:bottom w:val="single" w:sz="4" w:space="1" w:color="auto"/>
-          <w:right w:val="single" w:sz="4" w:space="4" w:color="auto"/>
-        </w:pBdr>
-        <w:spacing w:before="240" w:after="0" w:line="360" w:lineRule="auto"/>
-        <w:rPr>
-          <w:rFonts w:ascii="Georgia Pro" w:eastAsia="Georgia Pro" w:hAnsi="Georgia Pro" w:cs="Georgia Pro"/>
-          <w:color w:val="000000" w:themeColor="text1"/>
-        </w:rPr>
-      </w:pPr>
-      <w:r>
-        <w:rPr>
-          <w:rFonts w:ascii="Georgia Pro" w:eastAsia="Georgia Pro" w:hAnsi="Georgia Pro" w:cs="Georgia Pro"/>
-          <w:color w:val="000000" w:themeColor="text1"/>
-        </w:rPr>
-        <w:t xml:space="preserve">nano </w:t>
-      </w:r>
-      <w:proofErr w:type="spellStart"/>
-      <w:r>
-        <w:rPr>
-          <w:rFonts w:ascii="Georgia Pro" w:eastAsia="Georgia Pro" w:hAnsi="Georgia Pro" w:cs="Georgia Pro"/>
-          <w:color w:val="000000" w:themeColor="text1"/>
-        </w:rPr>
-        <w:t>secrets.yml</w:t>
-      </w:r>
-      <w:proofErr w:type="spellEnd"/>
-    </w:p>
-    <w:p>
-      <w:pPr>
-        <w:spacing w:before="240" w:after="0" w:line="360" w:lineRule="auto"/>
-        <w:rPr>
-          <w:rFonts w:ascii="Georgia Pro" w:eastAsia="Georgia Pro" w:hAnsi="Georgia Pro" w:cs="Georgia Pro"/>
-          <w:color w:val="000000" w:themeColor="text1"/>
-        </w:rPr>
-      </w:pPr>
-      <w:r>
-        <w:rPr>
-          <w:rFonts w:ascii="Georgia Pro" w:eastAsia="Georgia Pro" w:hAnsi="Georgia Pro" w:cs="Georgia Pro"/>
-          <w:color w:val="000000" w:themeColor="text1"/>
-        </w:rPr>
-        <w:t>Paste:</w:t>
+        <w:t>Step 4 — Encrypt with Ansible Vault</w:t>
+      </w:r>
+    </w:p>
+    <w:p>
+      <w:pPr>
+        <w:spacing w:before="240" w:after="0" w:line="360" w:lineRule="auto"/>
+        <w:rPr>
+          <w:rFonts w:ascii="Georgia Pro" w:eastAsia="Georgia Pro" w:hAnsi="Georgia Pro" w:cs="Georgia Pro"/>
+          <w:color w:val="000000" w:themeColor="text1"/>
+        </w:rPr>
+      </w:pPr>
+      <w:r>
+        <w:rPr>
+          <w:rFonts w:ascii="Georgia Pro" w:eastAsia="Georgia Pro" w:hAnsi="Georgia Pro" w:cs="Georgia Pro"/>
+          <w:color w:val="000000" w:themeColor="text1"/>
+        </w:rPr>
+        <w:t>Run:</w:t>
       </w:r>
     </w:p>
     <w:p>
@@ -857,21 +851,53 @@
           <w:color w:val="000000" w:themeColor="text1"/>
         </w:rPr>
       </w:pPr>
+      <w:r>
+        <w:rPr>
+          <w:rFonts w:ascii="Georgia Pro" w:eastAsia="Georgia Pro" w:hAnsi="Georgia Pro" w:cs="Georgia Pro"/>
+          <w:color w:val="000000" w:themeColor="text1"/>
+        </w:rPr>
+        <w:t xml:space="preserve">ansible-vault encrypt </w:t>
+      </w:r>
       <w:proofErr w:type="spellStart"/>
       <w:r>
         <w:rPr>
           <w:rFonts w:ascii="Georgia Pro" w:eastAsia="Georgia Pro" w:hAnsi="Georgia Pro" w:cs="Georgia Pro"/>
           <w:color w:val="000000" w:themeColor="text1"/>
         </w:rPr>
-        <w:t>db_user</w:t>
+        <w:t>secrets.yml</w:t>
       </w:r>
       <w:proofErr w:type="spellEnd"/>
-      <w:r>
-        <w:rPr>
-          <w:rFonts w:ascii="Georgia Pro" w:eastAsia="Georgia Pro" w:hAnsi="Georgia Pro" w:cs="Georgia Pro"/>
-          <w:color w:val="000000" w:themeColor="text1"/>
-        </w:rPr>
-        <w:t>: admin</w:t>
+    </w:p>
+    <w:p>
+      <w:pPr>
+        <w:spacing w:before="240" w:after="0" w:line="360" w:lineRule="auto"/>
+        <w:rPr>
+          <w:rFonts w:ascii="Georgia Pro" w:eastAsia="Georgia Pro" w:hAnsi="Georgia Pro" w:cs="Georgia Pro"/>
+          <w:color w:val="000000" w:themeColor="text1"/>
+        </w:rPr>
+      </w:pPr>
+      <w:r>
+        <w:rPr>
+          <w:rFonts w:ascii="Georgia Pro" w:eastAsia="Georgia Pro" w:hAnsi="Georgia Pro" w:cs="Georgia Pro"/>
+          <w:color w:val="000000" w:themeColor="text1"/>
+        </w:rPr>
+        <w:t>Enter password:</w:t>
+      </w:r>
+    </w:p>
+    <w:p>
+      <w:pPr>
+        <w:spacing w:before="240" w:after="0" w:line="360" w:lineRule="auto"/>
+        <w:rPr>
+          <w:rFonts w:ascii="Georgia Pro" w:eastAsia="Georgia Pro" w:hAnsi="Georgia Pro" w:cs="Georgia Pro"/>
+          <w:color w:val="000000" w:themeColor="text1"/>
+        </w:rPr>
+      </w:pPr>
+      <w:r>
+        <w:rPr>
+          <w:rFonts w:ascii="Georgia Pro" w:eastAsia="Georgia Pro" w:hAnsi="Georgia Pro" w:cs="Georgia Pro"/>
+          <w:color w:val="000000" w:themeColor="text1"/>
+        </w:rPr>
+        <w:t>New Vault password:</w:t>
       </w:r>
       <w:r>
         <w:rPr>
@@ -879,92 +905,23 @@
           <w:color w:val="000000" w:themeColor="text1"/>
         </w:rPr>
         <w:br/>
-      </w:r>
-      <w:proofErr w:type="spellStart"/>
-      <w:r>
-        <w:rPr>
-          <w:rFonts w:ascii="Georgia Pro" w:eastAsia="Georgia Pro" w:hAnsi="Georgia Pro" w:cs="Georgia Pro"/>
-          <w:color w:val="000000" w:themeColor="text1"/>
-        </w:rPr>
-        <w:t>db_password</w:t>
-      </w:r>
-      <w:proofErr w:type="spellEnd"/>
-      <w:r>
-        <w:rPr>
-          <w:rFonts w:ascii="Georgia Pro" w:eastAsia="Georgia Pro" w:hAnsi="Georgia Pro" w:cs="Georgia Pro"/>
-          <w:color w:val="000000" w:themeColor="text1"/>
-        </w:rPr>
-        <w:t>: MySecretPassword123</w:t>
-      </w:r>
-    </w:p>
-    <w:p>
-      <w:pPr>
-        <w:spacing w:before="240" w:after="0" w:line="360" w:lineRule="auto"/>
-        <w:rPr>
-          <w:rFonts w:ascii="Georgia Pro" w:eastAsia="Georgia Pro" w:hAnsi="Georgia Pro" w:cs="Georgia Pro"/>
-          <w:color w:val="000000" w:themeColor="text1"/>
-        </w:rPr>
-      </w:pPr>
-      <w:r>
-        <w:rPr>
-          <w:rFonts w:ascii="Georgia Pro" w:eastAsia="Georgia Pro" w:hAnsi="Georgia Pro" w:cs="Georgia Pro"/>
-          <w:color w:val="000000" w:themeColor="text1"/>
-        </w:rPr>
-        <w:t>Save.</w:t>
-      </w:r>
-    </w:p>
-    <w:p>
-      <w:pPr>
-        <w:spacing w:before="240" w:after="0" w:line="360" w:lineRule="auto"/>
-        <w:rPr>
-          <w:rFonts w:ascii="Georgia Pro" w:eastAsia="Georgia Pro" w:hAnsi="Georgia Pro" w:cs="Georgia Pro"/>
-          <w:color w:val="000000" w:themeColor="text1"/>
-        </w:rPr>
-      </w:pPr>
-      <w:r>
-        <w:rPr>
-          <w:rFonts w:ascii="Georgia Pro" w:eastAsia="Georgia Pro" w:hAnsi="Georgia Pro" w:cs="Georgia Pro"/>
-          <w:color w:val="000000" w:themeColor="text1"/>
-        </w:rPr>
-        <w:pict w14:anchorId="5EB49409">
-          <v:rect id="_x0000_i1113" style="width:0;height:1.5pt" o:hrstd="t" o:hr="t" fillcolor="#a0a0a0" stroked="f"/>
-        </w:pict>
-      </w:r>
-    </w:p>
-    <w:p>
-      <w:pPr>
-        <w:spacing w:before="240" w:after="0" w:line="360" w:lineRule="auto"/>
-        <w:rPr>
-          <w:rFonts w:ascii="Georgia Pro" w:eastAsia="Georgia Pro" w:hAnsi="Georgia Pro" w:cs="Georgia Pro"/>
-          <w:b/>
-          <w:bCs/>
-          <w:color w:val="000000" w:themeColor="text1"/>
-        </w:rPr>
-      </w:pPr>
-      <w:r>
-        <w:rPr>
-          <w:rFonts w:ascii="Georgia Pro" w:eastAsia="Georgia Pro" w:hAnsi="Georgia Pro" w:cs="Georgia Pro"/>
-          <w:b/>
-          <w:bCs/>
-          <w:color w:val="000000" w:themeColor="text1"/>
-        </w:rPr>
-        <w:t>Step 4 — Encrypt with Ansible Vault</w:t>
-      </w:r>
-    </w:p>
-    <w:p>
-      <w:pPr>
-        <w:spacing w:before="240" w:after="0" w:line="360" w:lineRule="auto"/>
-        <w:rPr>
-          <w:rFonts w:ascii="Georgia Pro" w:eastAsia="Georgia Pro" w:hAnsi="Georgia Pro" w:cs="Georgia Pro"/>
-          <w:color w:val="000000" w:themeColor="text1"/>
-        </w:rPr>
-      </w:pPr>
-      <w:r>
-        <w:rPr>
-          <w:rFonts w:ascii="Georgia Pro" w:eastAsia="Georgia Pro" w:hAnsi="Georgia Pro" w:cs="Georgia Pro"/>
-          <w:color w:val="000000" w:themeColor="text1"/>
-        </w:rPr>
-        <w:t>Run:</w:t>
+        <w:t>Confirm New Vault password:</w:t>
+      </w:r>
+    </w:p>
+    <w:p>
+      <w:pPr>
+        <w:spacing w:before="240" w:after="0" w:line="360" w:lineRule="auto"/>
+        <w:rPr>
+          <w:rFonts w:ascii="Georgia Pro" w:eastAsia="Georgia Pro" w:hAnsi="Georgia Pro" w:cs="Georgia Pro"/>
+          <w:color w:val="000000" w:themeColor="text1"/>
+        </w:rPr>
+      </w:pPr>
+      <w:r>
+        <w:rPr>
+          <w:rFonts w:ascii="Georgia Pro" w:eastAsia="Georgia Pro" w:hAnsi="Georgia Pro" w:cs="Georgia Pro"/>
+          <w:color w:val="000000" w:themeColor="text1"/>
+        </w:rPr>
+        <w:t>Check file:</w:t>
       </w:r>
     </w:p>
     <w:p>
@@ -987,7 +944,7 @@
           <w:rFonts w:ascii="Georgia Pro" w:eastAsia="Georgia Pro" w:hAnsi="Georgia Pro" w:cs="Georgia Pro"/>
           <w:color w:val="000000" w:themeColor="text1"/>
         </w:rPr>
-        <w:t xml:space="preserve">ansible-vault encrypt </w:t>
+        <w:t xml:space="preserve">cat </w:t>
       </w:r>
       <w:proofErr w:type="spellStart"/>
       <w:r>
@@ -1012,48 +969,7 @@
           <w:rFonts w:ascii="Georgia Pro" w:eastAsia="Georgia Pro" w:hAnsi="Georgia Pro" w:cs="Georgia Pro"/>
           <w:color w:val="000000" w:themeColor="text1"/>
         </w:rPr>
-        <w:lastRenderedPageBreak/>
-        <w:t>Enter password:</w:t>
-      </w:r>
-    </w:p>
-    <w:p>
-      <w:pPr>
-        <w:spacing w:before="240" w:after="0" w:line="360" w:lineRule="auto"/>
-        <w:rPr>
-          <w:rFonts w:ascii="Georgia Pro" w:eastAsia="Georgia Pro" w:hAnsi="Georgia Pro" w:cs="Georgia Pro"/>
-          <w:color w:val="000000" w:themeColor="text1"/>
-        </w:rPr>
-      </w:pPr>
-      <w:r>
-        <w:rPr>
-          <w:rFonts w:ascii="Georgia Pro" w:eastAsia="Georgia Pro" w:hAnsi="Georgia Pro" w:cs="Georgia Pro"/>
-          <w:color w:val="000000" w:themeColor="text1"/>
-        </w:rPr>
-        <w:t>New Vault password:</w:t>
-      </w:r>
-      <w:r>
-        <w:rPr>
-          <w:rFonts w:ascii="Georgia Pro" w:eastAsia="Georgia Pro" w:hAnsi="Georgia Pro" w:cs="Georgia Pro"/>
-          <w:color w:val="000000" w:themeColor="text1"/>
-        </w:rPr>
-        <w:br/>
-        <w:t>Confirm New Vault password:</w:t>
-      </w:r>
-    </w:p>
-    <w:p>
-      <w:pPr>
-        <w:spacing w:before="240" w:after="0" w:line="360" w:lineRule="auto"/>
-        <w:rPr>
-          <w:rFonts w:ascii="Georgia Pro" w:eastAsia="Georgia Pro" w:hAnsi="Georgia Pro" w:cs="Georgia Pro"/>
-          <w:color w:val="000000" w:themeColor="text1"/>
-        </w:rPr>
-      </w:pPr>
-      <w:r>
-        <w:rPr>
-          <w:rFonts w:ascii="Georgia Pro" w:eastAsia="Georgia Pro" w:hAnsi="Georgia Pro" w:cs="Georgia Pro"/>
-          <w:color w:val="000000" w:themeColor="text1"/>
-        </w:rPr>
-        <w:t>Check file:</w:t>
+        <w:t>Expected:</w:t>
       </w:r>
     </w:p>
     <w:p>
@@ -1076,32 +992,86 @@
           <w:rFonts w:ascii="Georgia Pro" w:eastAsia="Georgia Pro" w:hAnsi="Georgia Pro" w:cs="Georgia Pro"/>
           <w:color w:val="000000" w:themeColor="text1"/>
         </w:rPr>
-        <w:t xml:space="preserve">cat </w:t>
-      </w:r>
-      <w:proofErr w:type="spellStart"/>
-      <w:r>
-        <w:rPr>
-          <w:rFonts w:ascii="Georgia Pro" w:eastAsia="Georgia Pro" w:hAnsi="Georgia Pro" w:cs="Georgia Pro"/>
-          <w:color w:val="000000" w:themeColor="text1"/>
-        </w:rPr>
-        <w:t>secrets.yml</w:t>
-      </w:r>
-      <w:proofErr w:type="spellEnd"/>
-    </w:p>
-    <w:p>
-      <w:pPr>
-        <w:spacing w:before="240" w:after="0" w:line="360" w:lineRule="auto"/>
-        <w:rPr>
-          <w:rFonts w:ascii="Georgia Pro" w:eastAsia="Georgia Pro" w:hAnsi="Georgia Pro" w:cs="Georgia Pro"/>
-          <w:color w:val="000000" w:themeColor="text1"/>
-        </w:rPr>
-      </w:pPr>
-      <w:r>
-        <w:rPr>
-          <w:rFonts w:ascii="Georgia Pro" w:eastAsia="Georgia Pro" w:hAnsi="Georgia Pro" w:cs="Georgia Pro"/>
-          <w:color w:val="000000" w:themeColor="text1"/>
-        </w:rPr>
-        <w:t>Expected:</w:t>
+        <w:lastRenderedPageBreak/>
+        <w:t>$ANSIBLE_VAULT;1.</w:t>
+      </w:r>
+      <w:proofErr w:type="gramStart"/>
+      <w:r>
+        <w:rPr>
+          <w:rFonts w:ascii="Georgia Pro" w:eastAsia="Georgia Pro" w:hAnsi="Georgia Pro" w:cs="Georgia Pro"/>
+          <w:color w:val="000000" w:themeColor="text1"/>
+        </w:rPr>
+        <w:t>1;AES</w:t>
+      </w:r>
+      <w:proofErr w:type="gramEnd"/>
+      <w:r>
+        <w:rPr>
+          <w:rFonts w:ascii="Georgia Pro" w:eastAsia="Georgia Pro" w:hAnsi="Georgia Pro" w:cs="Georgia Pro"/>
+          <w:color w:val="000000" w:themeColor="text1"/>
+        </w:rPr>
+        <w:t>256</w:t>
+      </w:r>
+      <w:r>
+        <w:rPr>
+          <w:rFonts w:ascii="Georgia Pro" w:eastAsia="Georgia Pro" w:hAnsi="Georgia Pro" w:cs="Georgia Pro"/>
+          <w:color w:val="000000" w:themeColor="text1"/>
+        </w:rPr>
+        <w:br/>
+        <w:t>64303639...</w:t>
+      </w:r>
+    </w:p>
+    <w:p>
+      <w:pPr>
+        <w:spacing w:before="240" w:after="0" w:line="360" w:lineRule="auto"/>
+        <w:rPr>
+          <w:rFonts w:ascii="Georgia Pro" w:eastAsia="Georgia Pro" w:hAnsi="Georgia Pro" w:cs="Georgia Pro"/>
+          <w:color w:val="000000" w:themeColor="text1"/>
+        </w:rPr>
+      </w:pPr>
+      <w:r>
+        <w:rPr>
+          <w:rFonts w:ascii="Georgia Pro" w:eastAsia="Georgia Pro" w:hAnsi="Georgia Pro" w:cs="Georgia Pro"/>
+          <w:color w:val="000000" w:themeColor="text1"/>
+        </w:rPr>
+        <w:pict w14:anchorId="50A01395">
+          <v:rect id="_x0000_i1030" style="width:0;height:1.5pt" o:hrstd="t" o:hr="t" fillcolor="#a0a0a0" stroked="f"/>
+        </w:pict>
+      </w:r>
+    </w:p>
+    <w:p>
+      <w:pPr>
+        <w:spacing w:before="240" w:after="0" w:line="360" w:lineRule="auto"/>
+        <w:rPr>
+          <w:rFonts w:ascii="Georgia Pro" w:eastAsia="Georgia Pro" w:hAnsi="Georgia Pro" w:cs="Georgia Pro"/>
+          <w:b/>
+          <w:bCs/>
+          <w:color w:val="000000" w:themeColor="text1"/>
+        </w:rPr>
+      </w:pPr>
+      <w:r>
+        <w:rPr>
+          <w:rFonts w:ascii="Georgia Pro" w:eastAsia="Georgia Pro" w:hAnsi="Georgia Pro" w:cs="Georgia Pro"/>
+          <w:b/>
+          <w:bCs/>
+          <w:color w:val="000000" w:themeColor="text1"/>
+        </w:rPr>
+        <w:t>Step 5 — Create playbook</w:t>
+      </w:r>
+    </w:p>
+    <w:p>
+      <w:pPr>
+        <w:spacing w:before="240" w:after="0" w:line="360" w:lineRule="auto"/>
+        <w:rPr>
+          <w:rFonts w:ascii="Georgia Pro" w:eastAsia="Georgia Pro" w:hAnsi="Georgia Pro" w:cs="Georgia Pro"/>
+          <w:color w:val="000000" w:themeColor="text1"/>
+        </w:rPr>
+      </w:pPr>
+      <w:r>
+        <w:rPr>
+          <w:rFonts w:ascii="Georgia Pro" w:eastAsia="Georgia Pro" w:hAnsi="Georgia Pro" w:cs="Georgia Pro"/>
+          <w:color w:val="000000" w:themeColor="text1"/>
+        </w:rPr>
+        <w:t>Create:</w:t>
       </w:r>
     </w:p>
     <w:p>
@@ -1124,85 +1094,98 @@
           <w:rFonts w:ascii="Georgia Pro" w:eastAsia="Georgia Pro" w:hAnsi="Georgia Pro" w:cs="Georgia Pro"/>
           <w:color w:val="000000" w:themeColor="text1"/>
         </w:rPr>
-        <w:t>$ANSIBLE_VAULT;1.</w:t>
-      </w:r>
-      <w:proofErr w:type="gramStart"/>
-      <w:r>
-        <w:rPr>
-          <w:rFonts w:ascii="Georgia Pro" w:eastAsia="Georgia Pro" w:hAnsi="Georgia Pro" w:cs="Georgia Pro"/>
-          <w:color w:val="000000" w:themeColor="text1"/>
-        </w:rPr>
-        <w:t>1;AES</w:t>
-      </w:r>
-      <w:proofErr w:type="gramEnd"/>
-      <w:r>
-        <w:rPr>
-          <w:rFonts w:ascii="Georgia Pro" w:eastAsia="Georgia Pro" w:hAnsi="Georgia Pro" w:cs="Georgia Pro"/>
-          <w:color w:val="000000" w:themeColor="text1"/>
-        </w:rPr>
-        <w:t>256</w:t>
-      </w:r>
-      <w:r>
-        <w:rPr>
-          <w:rFonts w:ascii="Georgia Pro" w:eastAsia="Georgia Pro" w:hAnsi="Georgia Pro" w:cs="Georgia Pro"/>
-          <w:color w:val="000000" w:themeColor="text1"/>
-        </w:rPr>
-        <w:br/>
-        <w:t>64303639...</w:t>
-      </w:r>
-    </w:p>
-    <w:p>
-      <w:pPr>
-        <w:spacing w:before="240" w:after="0" w:line="360" w:lineRule="auto"/>
-        <w:rPr>
-          <w:rFonts w:ascii="Georgia Pro" w:eastAsia="Georgia Pro" w:hAnsi="Georgia Pro" w:cs="Georgia Pro"/>
-          <w:color w:val="000000" w:themeColor="text1"/>
-        </w:rPr>
-      </w:pPr>
-      <w:r>
-        <w:rPr>
-          <w:rFonts w:ascii="Georgia Pro" w:eastAsia="Georgia Pro" w:hAnsi="Georgia Pro" w:cs="Georgia Pro"/>
-          <w:color w:val="000000" w:themeColor="text1"/>
-        </w:rPr>
-        <w:pict w14:anchorId="50A01395">
-          <v:rect id="_x0000_i1114" style="width:0;height:1.5pt" o:hrstd="t" o:hr="t" fillcolor="#a0a0a0" stroked="f"/>
-        </w:pict>
-      </w:r>
-    </w:p>
-    <w:p>
-      <w:pPr>
-        <w:spacing w:before="240" w:after="0" w:line="360" w:lineRule="auto"/>
-        <w:rPr>
-          <w:rFonts w:ascii="Georgia Pro" w:eastAsia="Georgia Pro" w:hAnsi="Georgia Pro" w:cs="Georgia Pro"/>
-          <w:b/>
-          <w:bCs/>
-          <w:color w:val="000000" w:themeColor="text1"/>
-        </w:rPr>
-      </w:pPr>
-      <w:r>
-        <w:rPr>
-          <w:rFonts w:ascii="Georgia Pro" w:eastAsia="Georgia Pro" w:hAnsi="Georgia Pro" w:cs="Georgia Pro"/>
-          <w:b/>
-          <w:bCs/>
-          <w:color w:val="000000" w:themeColor="text1"/>
-        </w:rPr>
-        <w:t>Step 5 — Create playbook</w:t>
-      </w:r>
-    </w:p>
-    <w:p>
-      <w:pPr>
-        <w:spacing w:before="240" w:after="0" w:line="360" w:lineRule="auto"/>
-        <w:rPr>
-          <w:rFonts w:ascii="Georgia Pro" w:eastAsia="Georgia Pro" w:hAnsi="Georgia Pro" w:cs="Georgia Pro"/>
-          <w:color w:val="000000" w:themeColor="text1"/>
-        </w:rPr>
-      </w:pPr>
-      <w:r>
-        <w:rPr>
-          <w:rFonts w:ascii="Georgia Pro" w:eastAsia="Georgia Pro" w:hAnsi="Georgia Pro" w:cs="Georgia Pro"/>
-          <w:color w:val="000000" w:themeColor="text1"/>
-        </w:rPr>
-        <w:t>Create:</w:t>
+        <w:t>nano vault-</w:t>
+      </w:r>
+      <w:proofErr w:type="spellStart"/>
+      <w:r>
+        <w:rPr>
+          <w:rFonts w:ascii="Georgia Pro" w:eastAsia="Georgia Pro" w:hAnsi="Georgia Pro" w:cs="Georgia Pro"/>
+          <w:color w:val="000000" w:themeColor="text1"/>
+        </w:rPr>
+        <w:t>demo.yml</w:t>
+      </w:r>
+      <w:proofErr w:type="spellEnd"/>
+    </w:p>
+    <w:p>
+      <w:pPr>
+        <w:spacing w:before="240" w:after="0" w:line="360" w:lineRule="auto"/>
+        <w:rPr>
+          <w:rFonts w:ascii="Georgia Pro" w:eastAsia="Georgia Pro" w:hAnsi="Georgia Pro" w:cs="Georgia Pro"/>
+          <w:color w:val="000000" w:themeColor="text1"/>
+        </w:rPr>
+      </w:pPr>
+      <w:r>
+        <w:rPr>
+          <w:rFonts w:ascii="Georgia Pro" w:eastAsia="Georgia Pro" w:hAnsi="Georgia Pro" w:cs="Georgia Pro"/>
+          <w:noProof/>
+          <w:color w:val="000000" w:themeColor="text1"/>
+        </w:rPr>
+        <mc:AlternateContent>
+          <mc:Choice Requires="wpi">
+            <w:drawing>
+              <wp:anchor distT="0" distB="0" distL="114300" distR="114300" simplePos="0" relativeHeight="251659264" behindDoc="0" locked="0" layoutInCell="1" allowOverlap="1" wp14:anchorId="223DAC7B" wp14:editId="76E820E8">
+                <wp:simplePos x="0" y="0"/>
+                <wp:positionH relativeFrom="column">
+                  <wp:posOffset>2165250</wp:posOffset>
+                </wp:positionH>
+                <wp:positionV relativeFrom="paragraph">
+                  <wp:posOffset>268490</wp:posOffset>
+                </wp:positionV>
+                <wp:extent cx="29520" cy="2520"/>
+                <wp:effectExtent l="38100" t="38100" r="46990" b="36195"/>
+                <wp:wrapNone/>
+                <wp:docPr id="1773580334" name="Ink 1"/>
+                <wp:cNvGraphicFramePr/>
+                <a:graphic xmlns:a="http://schemas.openxmlformats.org/drawingml/2006/main">
+                  <a:graphicData uri="http://schemas.microsoft.com/office/word/2010/wordprocessingInk">
+                    <w14:contentPart bwMode="auto" r:id="rId5">
+                      <w14:nvContentPartPr>
+                        <w14:cNvContentPartPr/>
+                      </w14:nvContentPartPr>
+                      <w14:xfrm>
+                        <a:off x="0" y="0"/>
+                        <a:ext cx="29520" cy="2520"/>
+                      </w14:xfrm>
+                    </w14:contentPart>
+                  </a:graphicData>
+                </a:graphic>
+              </wp:anchor>
+            </w:drawing>
+          </mc:Choice>
+          <mc:Fallback>
+            <w:pict>
+              <v:shapetype w14:anchorId="224C3D37" id="_x0000_t75" coordsize="21600,21600" o:spt="75" o:preferrelative="t" path="m@4@5l@4@11@9@11@9@5xe" filled="f" stroked="f">
+                <v:stroke joinstyle="miter"/>
+                <v:formulas>
+                  <v:f eqn="if lineDrawn pixelLineWidth 0"/>
+                  <v:f eqn="sum @0 1 0"/>
+                  <v:f eqn="sum 0 0 @1"/>
+                  <v:f eqn="prod @2 1 2"/>
+                  <v:f eqn="prod @3 21600 pixelWidth"/>
+                  <v:f eqn="prod @3 21600 pixelHeight"/>
+                  <v:f eqn="sum @0 0 1"/>
+                  <v:f eqn="prod @6 1 2"/>
+                  <v:f eqn="prod @7 21600 pixelWidth"/>
+                  <v:f eqn="sum @8 21600 0"/>
+                  <v:f eqn="prod @7 21600 pixelHeight"/>
+                  <v:f eqn="sum @10 21600 0"/>
+                </v:formulas>
+                <v:path o:extrusionok="f" gradientshapeok="t" o:connecttype="rect"/>
+                <o:lock v:ext="edit" aspectratio="t"/>
+              </v:shapetype>
+              <v:shape id="Ink 1" o:spid="_x0000_s1026" type="#_x0000_t75" style="position:absolute;margin-left:170.15pt;margin-top:20.8pt;width:3pt;height:.95pt;z-index:251659264;visibility:visible;mso-wrap-style:square;mso-wrap-distance-left:9pt;mso-wrap-distance-top:0;mso-wrap-distance-right:9pt;mso-wrap-distance-bottom:0;mso-position-horizontal:absolute;mso-position-horizontal-relative:text;mso-position-vertical:absolute;mso-position-vertical-relative:text" o:gfxdata="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">
+                <v:imagedata r:id="rId6" o:title=""/>
+              </v:shape>
+            </w:pict>
+          </mc:Fallback>
+        </mc:AlternateContent>
+      </w:r>
+      <w:r>
+        <w:rPr>
+          <w:rFonts w:ascii="Georgia Pro" w:eastAsia="Georgia Pro" w:hAnsi="Georgia Pro" w:cs="Georgia Pro"/>
+          <w:color w:val="000000" w:themeColor="text1"/>
+        </w:rPr>
+        <w:t>Paste:</w:t>
       </w:r>
     </w:p>
     <w:p>
@@ -1225,7 +1208,23 @@
           <w:rFonts w:ascii="Georgia Pro" w:eastAsia="Georgia Pro" w:hAnsi="Georgia Pro" w:cs="Georgia Pro"/>
           <w:color w:val="000000" w:themeColor="text1"/>
         </w:rPr>
-        <w:t>nano vault-</w:t>
+        <w:t>---</w:t>
+      </w:r>
+      <w:r>
+        <w:rPr>
+          <w:rFonts w:ascii="Georgia Pro" w:eastAsia="Georgia Pro" w:hAnsi="Georgia Pro" w:cs="Georgia Pro"/>
+          <w:color w:val="000000" w:themeColor="text1"/>
+        </w:rPr>
+        <w:br/>
+        <w:t>- name: Vault Demo Playbook</w:t>
+      </w:r>
+      <w:r>
+        <w:rPr>
+          <w:rFonts w:ascii="Georgia Pro" w:eastAsia="Georgia Pro" w:hAnsi="Georgia Pro" w:cs="Georgia Pro"/>
+          <w:color w:val="000000" w:themeColor="text1"/>
+        </w:rPr>
+        <w:br/>
+        <w:t xml:space="preserve">  hosts: </w:t>
       </w:r>
       <w:proofErr w:type="spellStart"/>
       <w:r>
@@ -1233,25 +1232,305 @@
           <w:rFonts w:ascii="Georgia Pro" w:eastAsia="Georgia Pro" w:hAnsi="Georgia Pro" w:cs="Georgia Pro"/>
           <w:color w:val="000000" w:themeColor="text1"/>
         </w:rPr>
-        <w:t>demo.yml</w:t>
+        <w:t>gfg</w:t>
       </w:r>
       <w:proofErr w:type="spellEnd"/>
-    </w:p>
-    <w:p>
-      <w:pPr>
-        <w:spacing w:before="240" w:after="0" w:line="360" w:lineRule="auto"/>
-        <w:rPr>
-          <w:rFonts w:ascii="Georgia Pro" w:eastAsia="Georgia Pro" w:hAnsi="Georgia Pro" w:cs="Georgia Pro"/>
-          <w:color w:val="000000" w:themeColor="text1"/>
-        </w:rPr>
-      </w:pPr>
-      <w:r>
-        <w:rPr>
-          <w:rFonts w:ascii="Georgia Pro" w:eastAsia="Georgia Pro" w:hAnsi="Georgia Pro" w:cs="Georgia Pro"/>
-          <w:color w:val="000000" w:themeColor="text1"/>
-        </w:rPr>
-        <w:t>Paste:</w:t>
-      </w:r>
+      <w:r>
+        <w:rPr>
+          <w:rFonts w:ascii="Georgia Pro" w:eastAsia="Georgia Pro" w:hAnsi="Georgia Pro" w:cs="Georgia Pro"/>
+          <w:color w:val="000000" w:themeColor="text1"/>
+        </w:rPr>
+        <w:br/>
+        <w:t xml:space="preserve">  </w:t>
+      </w:r>
+      <w:proofErr w:type="gramStart"/>
+      <w:r>
+        <w:rPr>
+          <w:rFonts w:ascii="Georgia Pro" w:eastAsia="Georgia Pro" w:hAnsi="Georgia Pro" w:cs="Georgia Pro"/>
+          <w:color w:val="000000" w:themeColor="text1"/>
+        </w:rPr>
+        <w:t>become:</w:t>
+      </w:r>
+      <w:proofErr w:type="gramEnd"/>
+      <w:r>
+        <w:rPr>
+          <w:rFonts w:ascii="Georgia Pro" w:eastAsia="Georgia Pro" w:hAnsi="Georgia Pro" w:cs="Georgia Pro"/>
+          <w:color w:val="000000" w:themeColor="text1"/>
+        </w:rPr>
+        <w:t xml:space="preserve"> yes</w:t>
+      </w:r>
+      <w:r>
+        <w:rPr>
+          <w:rFonts w:ascii="Georgia Pro" w:eastAsia="Georgia Pro" w:hAnsi="Georgia Pro" w:cs="Georgia Pro"/>
+          <w:color w:val="000000" w:themeColor="text1"/>
+        </w:rPr>
+        <w:br/>
+      </w:r>
+      <w:r>
+        <w:rPr>
+          <w:rFonts w:ascii="Georgia Pro" w:eastAsia="Georgia Pro" w:hAnsi="Georgia Pro" w:cs="Georgia Pro"/>
+          <w:color w:val="000000" w:themeColor="text1"/>
+        </w:rPr>
+        <w:br/>
+        <w:t xml:space="preserve">  </w:t>
+      </w:r>
+      <w:proofErr w:type="spellStart"/>
+      <w:r>
+        <w:rPr>
+          <w:rFonts w:ascii="Georgia Pro" w:eastAsia="Georgia Pro" w:hAnsi="Georgia Pro" w:cs="Georgia Pro"/>
+          <w:color w:val="000000" w:themeColor="text1"/>
+        </w:rPr>
+        <w:t>vars_files</w:t>
+      </w:r>
+      <w:proofErr w:type="spellEnd"/>
+      <w:r>
+        <w:rPr>
+          <w:rFonts w:ascii="Georgia Pro" w:eastAsia="Georgia Pro" w:hAnsi="Georgia Pro" w:cs="Georgia Pro"/>
+          <w:color w:val="000000" w:themeColor="text1"/>
+        </w:rPr>
+        <w:t>:</w:t>
+      </w:r>
+      <w:r>
+        <w:rPr>
+          <w:rFonts w:ascii="Georgia Pro" w:eastAsia="Georgia Pro" w:hAnsi="Georgia Pro" w:cs="Georgia Pro"/>
+          <w:color w:val="000000" w:themeColor="text1"/>
+        </w:rPr>
+        <w:br/>
+        <w:t xml:space="preserve">    - </w:t>
+      </w:r>
+      <w:proofErr w:type="spellStart"/>
+      <w:r>
+        <w:rPr>
+          <w:rFonts w:ascii="Georgia Pro" w:eastAsia="Georgia Pro" w:hAnsi="Georgia Pro" w:cs="Georgia Pro"/>
+          <w:color w:val="000000" w:themeColor="text1"/>
+        </w:rPr>
+        <w:t>secrets.yml</w:t>
+      </w:r>
+      <w:proofErr w:type="spellEnd"/>
+      <w:r>
+        <w:rPr>
+          <w:rFonts w:ascii="Georgia Pro" w:eastAsia="Georgia Pro" w:hAnsi="Georgia Pro" w:cs="Georgia Pro"/>
+          <w:color w:val="000000" w:themeColor="text1"/>
+        </w:rPr>
+        <w:br/>
+      </w:r>
+      <w:r>
+        <w:rPr>
+          <w:rFonts w:ascii="Georgia Pro" w:eastAsia="Georgia Pro" w:hAnsi="Georgia Pro" w:cs="Georgia Pro"/>
+          <w:color w:val="000000" w:themeColor="text1"/>
+        </w:rPr>
+        <w:br/>
+        <w:t xml:space="preserve">  tasks:</w:t>
+      </w:r>
+      <w:r>
+        <w:rPr>
+          <w:rFonts w:ascii="Georgia Pro" w:eastAsia="Georgia Pro" w:hAnsi="Georgia Pro" w:cs="Georgia Pro"/>
+          <w:color w:val="000000" w:themeColor="text1"/>
+        </w:rPr>
+        <w:br/>
+      </w:r>
+      <w:r>
+        <w:rPr>
+          <w:rFonts w:ascii="Georgia Pro" w:eastAsia="Georgia Pro" w:hAnsi="Georgia Pro" w:cs="Georgia Pro"/>
+          <w:color w:val="000000" w:themeColor="text1"/>
+        </w:rPr>
+        <w:br/>
+        <w:t xml:space="preserve">    - name: Show DB username</w:t>
+      </w:r>
+      <w:r>
+        <w:rPr>
+          <w:rFonts w:ascii="Georgia Pro" w:eastAsia="Georgia Pro" w:hAnsi="Georgia Pro" w:cs="Georgia Pro"/>
+          <w:color w:val="000000" w:themeColor="text1"/>
+        </w:rPr>
+        <w:br/>
+        <w:t xml:space="preserve">      debug:</w:t>
+      </w:r>
+      <w:r>
+        <w:rPr>
+          <w:rFonts w:ascii="Georgia Pro" w:eastAsia="Georgia Pro" w:hAnsi="Georgia Pro" w:cs="Georgia Pro"/>
+          <w:color w:val="000000" w:themeColor="text1"/>
+        </w:rPr>
+        <w:br/>
+        <w:t xml:space="preserve">        msg: "Database user is: </w:t>
+      </w:r>
+      <w:proofErr w:type="gramStart"/>
+      <w:r>
+        <w:rPr>
+          <w:rFonts w:ascii="Georgia Pro" w:eastAsia="Georgia Pro" w:hAnsi="Georgia Pro" w:cs="Georgia Pro"/>
+          <w:color w:val="000000" w:themeColor="text1"/>
+        </w:rPr>
+        <w:t xml:space="preserve">{{ </w:t>
+      </w:r>
+      <w:proofErr w:type="spellStart"/>
+      <w:r>
+        <w:rPr>
+          <w:rFonts w:ascii="Georgia Pro" w:eastAsia="Georgia Pro" w:hAnsi="Georgia Pro" w:cs="Georgia Pro"/>
+          <w:color w:val="000000" w:themeColor="text1"/>
+        </w:rPr>
+        <w:t>db</w:t>
+      </w:r>
+      <w:proofErr w:type="gramEnd"/>
+      <w:r>
+        <w:rPr>
+          <w:rFonts w:ascii="Georgia Pro" w:eastAsia="Georgia Pro" w:hAnsi="Georgia Pro" w:cs="Georgia Pro"/>
+          <w:color w:val="000000" w:themeColor="text1"/>
+        </w:rPr>
+        <w:t>_</w:t>
+      </w:r>
+      <w:proofErr w:type="gramStart"/>
+      <w:r>
+        <w:rPr>
+          <w:rFonts w:ascii="Georgia Pro" w:eastAsia="Georgia Pro" w:hAnsi="Georgia Pro" w:cs="Georgia Pro"/>
+          <w:color w:val="000000" w:themeColor="text1"/>
+        </w:rPr>
+        <w:t>user</w:t>
+      </w:r>
+      <w:proofErr w:type="spellEnd"/>
+      <w:r>
+        <w:rPr>
+          <w:rFonts w:ascii="Georgia Pro" w:eastAsia="Georgia Pro" w:hAnsi="Georgia Pro" w:cs="Georgia Pro"/>
+          <w:color w:val="000000" w:themeColor="text1"/>
+        </w:rPr>
+        <w:t xml:space="preserve"> }}"</w:t>
+      </w:r>
+      <w:proofErr w:type="gramEnd"/>
+      <w:r>
+        <w:rPr>
+          <w:rFonts w:ascii="Georgia Pro" w:eastAsia="Georgia Pro" w:hAnsi="Georgia Pro" w:cs="Georgia Pro"/>
+          <w:color w:val="000000" w:themeColor="text1"/>
+        </w:rPr>
+        <w:br/>
+      </w:r>
+      <w:r>
+        <w:rPr>
+          <w:rFonts w:ascii="Georgia Pro" w:eastAsia="Georgia Pro" w:hAnsi="Georgia Pro" w:cs="Georgia Pro"/>
+          <w:color w:val="000000" w:themeColor="text1"/>
+        </w:rPr>
+        <w:br/>
+        <w:t xml:space="preserve">    - name: Show DB password</w:t>
+      </w:r>
+      <w:r>
+        <w:rPr>
+          <w:rFonts w:ascii="Georgia Pro" w:eastAsia="Georgia Pro" w:hAnsi="Georgia Pro" w:cs="Georgia Pro"/>
+          <w:color w:val="000000" w:themeColor="text1"/>
+        </w:rPr>
+        <w:br/>
+        <w:t xml:space="preserve">      debug:</w:t>
+      </w:r>
+      <w:r>
+        <w:rPr>
+          <w:rFonts w:ascii="Georgia Pro" w:eastAsia="Georgia Pro" w:hAnsi="Georgia Pro" w:cs="Georgia Pro"/>
+          <w:color w:val="000000" w:themeColor="text1"/>
+        </w:rPr>
+        <w:br/>
+        <w:t xml:space="preserve">        msg: "Database password is: </w:t>
+      </w:r>
+      <w:proofErr w:type="gramStart"/>
+      <w:r>
+        <w:rPr>
+          <w:rFonts w:ascii="Georgia Pro" w:eastAsia="Georgia Pro" w:hAnsi="Georgia Pro" w:cs="Georgia Pro"/>
+          <w:color w:val="000000" w:themeColor="text1"/>
+        </w:rPr>
+        <w:t xml:space="preserve">{{ </w:t>
+      </w:r>
+      <w:proofErr w:type="spellStart"/>
+      <w:r>
+        <w:rPr>
+          <w:rFonts w:ascii="Georgia Pro" w:eastAsia="Georgia Pro" w:hAnsi="Georgia Pro" w:cs="Georgia Pro"/>
+          <w:color w:val="000000" w:themeColor="text1"/>
+        </w:rPr>
+        <w:t>db</w:t>
+      </w:r>
+      <w:proofErr w:type="gramEnd"/>
+      <w:r>
+        <w:rPr>
+          <w:rFonts w:ascii="Georgia Pro" w:eastAsia="Georgia Pro" w:hAnsi="Georgia Pro" w:cs="Georgia Pro"/>
+          <w:color w:val="000000" w:themeColor="text1"/>
+        </w:rPr>
+        <w:t>_</w:t>
+      </w:r>
+      <w:proofErr w:type="gramStart"/>
+      <w:r>
+        <w:rPr>
+          <w:rFonts w:ascii="Georgia Pro" w:eastAsia="Georgia Pro" w:hAnsi="Georgia Pro" w:cs="Georgia Pro"/>
+          <w:color w:val="000000" w:themeColor="text1"/>
+        </w:rPr>
+        <w:t>password</w:t>
+      </w:r>
+      <w:proofErr w:type="spellEnd"/>
+      <w:r>
+        <w:rPr>
+          <w:rFonts w:ascii="Georgia Pro" w:eastAsia="Georgia Pro" w:hAnsi="Georgia Pro" w:cs="Georgia Pro"/>
+          <w:color w:val="000000" w:themeColor="text1"/>
+        </w:rPr>
+        <w:t xml:space="preserve"> }}"</w:t>
+      </w:r>
+      <w:proofErr w:type="gramEnd"/>
+    </w:p>
+    <w:p>
+      <w:pPr>
+        <w:spacing w:before="240" w:after="0" w:line="360" w:lineRule="auto"/>
+        <w:rPr>
+          <w:rFonts w:ascii="Georgia Pro" w:eastAsia="Georgia Pro" w:hAnsi="Georgia Pro" w:cs="Georgia Pro"/>
+          <w:color w:val="000000" w:themeColor="text1"/>
+        </w:rPr>
+      </w:pPr>
+      <w:r>
+        <w:rPr>
+          <w:rFonts w:ascii="Georgia Pro" w:eastAsia="Georgia Pro" w:hAnsi="Georgia Pro" w:cs="Georgia Pro"/>
+          <w:color w:val="000000" w:themeColor="text1"/>
+        </w:rPr>
+        <w:t>Save.</w:t>
+      </w:r>
+    </w:p>
+    <w:p>
+      <w:pPr>
+        <w:spacing w:before="240" w:after="0" w:line="360" w:lineRule="auto"/>
+        <w:rPr>
+          <w:rFonts w:ascii="Georgia Pro" w:eastAsia="Georgia Pro" w:hAnsi="Georgia Pro" w:cs="Georgia Pro"/>
+          <w:color w:val="000000" w:themeColor="text1"/>
+        </w:rPr>
+      </w:pPr>
+      <w:r>
+        <w:rPr>
+          <w:rFonts w:ascii="Georgia Pro" w:eastAsia="Georgia Pro" w:hAnsi="Georgia Pro" w:cs="Georgia Pro"/>
+          <w:color w:val="000000" w:themeColor="text1"/>
+        </w:rPr>
+        <w:pict w14:anchorId="281C0DB4">
+          <v:rect id="_x0000_i1031" style="width:0;height:1.5pt" o:hrstd="t" o:hr="t" fillcolor="#a0a0a0" stroked="f"/>
+        </w:pict>
+      </w:r>
+    </w:p>
+    <w:p>
+      <w:pPr>
+        <w:spacing w:before="240" w:after="0" w:line="360" w:lineRule="auto"/>
+        <w:rPr>
+          <w:rFonts w:ascii="Georgia Pro" w:eastAsia="Georgia Pro" w:hAnsi="Georgia Pro" w:cs="Georgia Pro"/>
+          <w:b/>
+          <w:bCs/>
+          <w:color w:val="000000" w:themeColor="text1"/>
+        </w:rPr>
+      </w:pPr>
+      <w:r>
+        <w:rPr>
+          <w:rFonts w:ascii="Georgia Pro" w:eastAsia="Georgia Pro" w:hAnsi="Georgia Pro" w:cs="Georgia Pro"/>
+          <w:b/>
+          <w:bCs/>
+          <w:color w:val="000000" w:themeColor="text1"/>
+        </w:rPr>
+        <w:t xml:space="preserve">Step 6 — Run </w:t>
+      </w:r>
+      <w:proofErr w:type="gramStart"/>
+      <w:r>
+        <w:rPr>
+          <w:rFonts w:ascii="Georgia Pro" w:eastAsia="Georgia Pro" w:hAnsi="Georgia Pro" w:cs="Georgia Pro"/>
+          <w:b/>
+          <w:bCs/>
+          <w:color w:val="000000" w:themeColor="text1"/>
+        </w:rPr>
+        <w:t>playbook</w:t>
+      </w:r>
+      <w:proofErr w:type="gramEnd"/>
     </w:p>
     <w:p>
       <w:pPr>
@@ -1273,62 +1552,7 @@
           <w:rFonts w:ascii="Georgia Pro" w:eastAsia="Georgia Pro" w:hAnsi="Georgia Pro" w:cs="Georgia Pro"/>
           <w:color w:val="000000" w:themeColor="text1"/>
         </w:rPr>
-        <w:t>---</w:t>
-      </w:r>
-      <w:r>
-        <w:rPr>
-          <w:rFonts w:ascii="Georgia Pro" w:eastAsia="Georgia Pro" w:hAnsi="Georgia Pro" w:cs="Georgia Pro"/>
-          <w:color w:val="000000" w:themeColor="text1"/>
-        </w:rPr>
-        <w:br/>
-        <w:t>- name: Vault Demo Playbook</w:t>
-      </w:r>
-      <w:r>
-        <w:rPr>
-          <w:rFonts w:ascii="Georgia Pro" w:eastAsia="Georgia Pro" w:hAnsi="Georgia Pro" w:cs="Georgia Pro"/>
-          <w:color w:val="000000" w:themeColor="text1"/>
-        </w:rPr>
-        <w:br/>
-        <w:t xml:space="preserve">  hosts: local</w:t>
-      </w:r>
-      <w:r>
-        <w:rPr>
-          <w:rFonts w:ascii="Georgia Pro" w:eastAsia="Georgia Pro" w:hAnsi="Georgia Pro" w:cs="Georgia Pro"/>
-          <w:color w:val="000000" w:themeColor="text1"/>
-        </w:rPr>
-        <w:br/>
-        <w:t xml:space="preserve">  </w:t>
-      </w:r>
-      <w:proofErr w:type="gramStart"/>
-      <w:r>
-        <w:rPr>
-          <w:rFonts w:ascii="Georgia Pro" w:eastAsia="Georgia Pro" w:hAnsi="Georgia Pro" w:cs="Georgia Pro"/>
-          <w:color w:val="000000" w:themeColor="text1"/>
-        </w:rPr>
-        <w:t>become:</w:t>
-      </w:r>
-      <w:proofErr w:type="gramEnd"/>
-      <w:r>
-        <w:rPr>
-          <w:rFonts w:ascii="Georgia Pro" w:eastAsia="Georgia Pro" w:hAnsi="Georgia Pro" w:cs="Georgia Pro"/>
-          <w:color w:val="000000" w:themeColor="text1"/>
-        </w:rPr>
-        <w:t xml:space="preserve"> yes</w:t>
-      </w:r>
-      <w:r>
-        <w:rPr>
-          <w:rFonts w:ascii="Georgia Pro" w:eastAsia="Georgia Pro" w:hAnsi="Georgia Pro" w:cs="Georgia Pro"/>
-          <w:color w:val="000000" w:themeColor="text1"/>
-        </w:rPr>
-        <w:br/>
-      </w:r>
-      <w:r>
-        <w:rPr>
-          <w:rFonts w:ascii="Georgia Pro" w:eastAsia="Georgia Pro" w:hAnsi="Georgia Pro" w:cs="Georgia Pro"/>
-          <w:color w:val="000000" w:themeColor="text1"/>
-        </w:rPr>
-        <w:br/>
-        <w:t xml:space="preserve">  </w:t>
+        <w:t>ansible-playbook vault-</w:t>
       </w:r>
       <w:proofErr w:type="spellStart"/>
       <w:r>
@@ -1336,7 +1560,7 @@
           <w:rFonts w:ascii="Georgia Pro" w:eastAsia="Georgia Pro" w:hAnsi="Georgia Pro" w:cs="Georgia Pro"/>
           <w:color w:val="000000" w:themeColor="text1"/>
         </w:rPr>
-        <w:t>vars_files</w:t>
+        <w:t>demo.yml</w:t>
       </w:r>
       <w:proofErr w:type="spellEnd"/>
       <w:r>
@@ -1344,256 +1568,41 @@
           <w:rFonts w:ascii="Georgia Pro" w:eastAsia="Georgia Pro" w:hAnsi="Georgia Pro" w:cs="Georgia Pro"/>
           <w:color w:val="000000" w:themeColor="text1"/>
         </w:rPr>
-        <w:t>:</w:t>
-      </w:r>
-      <w:r>
-        <w:rPr>
-          <w:rFonts w:ascii="Georgia Pro" w:eastAsia="Georgia Pro" w:hAnsi="Georgia Pro" w:cs="Georgia Pro"/>
-          <w:color w:val="000000" w:themeColor="text1"/>
-        </w:rPr>
-        <w:br/>
-        <w:t xml:space="preserve">    - </w:t>
-      </w:r>
-      <w:proofErr w:type="spellStart"/>
-      <w:r>
-        <w:rPr>
-          <w:rFonts w:ascii="Georgia Pro" w:eastAsia="Georgia Pro" w:hAnsi="Georgia Pro" w:cs="Georgia Pro"/>
-          <w:color w:val="000000" w:themeColor="text1"/>
-        </w:rPr>
-        <w:t>secrets.yml</w:t>
-      </w:r>
-      <w:proofErr w:type="spellEnd"/>
-      <w:r>
-        <w:rPr>
-          <w:rFonts w:ascii="Georgia Pro" w:eastAsia="Georgia Pro" w:hAnsi="Georgia Pro" w:cs="Georgia Pro"/>
-          <w:color w:val="000000" w:themeColor="text1"/>
-        </w:rPr>
-        <w:br/>
-      </w:r>
-      <w:r>
-        <w:rPr>
-          <w:rFonts w:ascii="Georgia Pro" w:eastAsia="Georgia Pro" w:hAnsi="Georgia Pro" w:cs="Georgia Pro"/>
-          <w:color w:val="000000" w:themeColor="text1"/>
-        </w:rPr>
-        <w:br/>
-        <w:t xml:space="preserve">  tasks:</w:t>
-      </w:r>
-      <w:r>
-        <w:rPr>
-          <w:rFonts w:ascii="Georgia Pro" w:eastAsia="Georgia Pro" w:hAnsi="Georgia Pro" w:cs="Georgia Pro"/>
-          <w:color w:val="000000" w:themeColor="text1"/>
-        </w:rPr>
-        <w:br/>
-      </w:r>
-      <w:r>
-        <w:rPr>
-          <w:rFonts w:ascii="Georgia Pro" w:eastAsia="Georgia Pro" w:hAnsi="Georgia Pro" w:cs="Georgia Pro"/>
-          <w:color w:val="000000" w:themeColor="text1"/>
-        </w:rPr>
-        <w:br/>
-        <w:t xml:space="preserve">    - name: Show DB username</w:t>
-      </w:r>
-      <w:r>
-        <w:rPr>
-          <w:rFonts w:ascii="Georgia Pro" w:eastAsia="Georgia Pro" w:hAnsi="Georgia Pro" w:cs="Georgia Pro"/>
-          <w:color w:val="000000" w:themeColor="text1"/>
-        </w:rPr>
-        <w:br/>
-        <w:t xml:space="preserve">      debug:</w:t>
-      </w:r>
-      <w:r>
-        <w:rPr>
-          <w:rFonts w:ascii="Georgia Pro" w:eastAsia="Georgia Pro" w:hAnsi="Georgia Pro" w:cs="Georgia Pro"/>
-          <w:color w:val="000000" w:themeColor="text1"/>
-        </w:rPr>
-        <w:br/>
-        <w:t xml:space="preserve">        msg: "Database user is: </w:t>
-      </w:r>
-      <w:proofErr w:type="gramStart"/>
-      <w:r>
-        <w:rPr>
-          <w:rFonts w:ascii="Georgia Pro" w:eastAsia="Georgia Pro" w:hAnsi="Georgia Pro" w:cs="Georgia Pro"/>
-          <w:color w:val="000000" w:themeColor="text1"/>
-        </w:rPr>
-        <w:t xml:space="preserve">{{ </w:t>
-      </w:r>
-      <w:proofErr w:type="spellStart"/>
-      <w:r>
-        <w:rPr>
-          <w:rFonts w:ascii="Georgia Pro" w:eastAsia="Georgia Pro" w:hAnsi="Georgia Pro" w:cs="Georgia Pro"/>
-          <w:color w:val="000000" w:themeColor="text1"/>
-        </w:rPr>
-        <w:t>db</w:t>
-      </w:r>
-      <w:proofErr w:type="gramEnd"/>
-      <w:r>
-        <w:rPr>
-          <w:rFonts w:ascii="Georgia Pro" w:eastAsia="Georgia Pro" w:hAnsi="Georgia Pro" w:cs="Georgia Pro"/>
-          <w:color w:val="000000" w:themeColor="text1"/>
-        </w:rPr>
-        <w:t>_</w:t>
-      </w:r>
-      <w:proofErr w:type="gramStart"/>
-      <w:r>
-        <w:rPr>
-          <w:rFonts w:ascii="Georgia Pro" w:eastAsia="Georgia Pro" w:hAnsi="Georgia Pro" w:cs="Georgia Pro"/>
-          <w:color w:val="000000" w:themeColor="text1"/>
-        </w:rPr>
-        <w:t>user</w:t>
-      </w:r>
-      <w:proofErr w:type="spellEnd"/>
-      <w:r>
-        <w:rPr>
-          <w:rFonts w:ascii="Georgia Pro" w:eastAsia="Georgia Pro" w:hAnsi="Georgia Pro" w:cs="Georgia Pro"/>
-          <w:color w:val="000000" w:themeColor="text1"/>
-        </w:rPr>
-        <w:t xml:space="preserve"> }}"</w:t>
-      </w:r>
-      <w:proofErr w:type="gramEnd"/>
-      <w:r>
-        <w:rPr>
-          <w:rFonts w:ascii="Georgia Pro" w:eastAsia="Georgia Pro" w:hAnsi="Georgia Pro" w:cs="Georgia Pro"/>
-          <w:color w:val="000000" w:themeColor="text1"/>
-        </w:rPr>
-        <w:br/>
-      </w:r>
-      <w:r>
-        <w:rPr>
-          <w:rFonts w:ascii="Georgia Pro" w:eastAsia="Georgia Pro" w:hAnsi="Georgia Pro" w:cs="Georgia Pro"/>
-          <w:color w:val="000000" w:themeColor="text1"/>
-        </w:rPr>
-        <w:br/>
-        <w:t xml:space="preserve">    - name: Show DB password</w:t>
-      </w:r>
-      <w:r>
-        <w:rPr>
-          <w:rFonts w:ascii="Georgia Pro" w:eastAsia="Georgia Pro" w:hAnsi="Georgia Pro" w:cs="Georgia Pro"/>
-          <w:color w:val="000000" w:themeColor="text1"/>
-        </w:rPr>
-        <w:br/>
-      </w:r>
+        <w:t xml:space="preserve"> --ask-vault-pass</w:t>
+      </w:r>
+    </w:p>
+    <w:p>
+      <w:pPr>
+        <w:spacing w:before="240" w:after="0" w:line="360" w:lineRule="auto"/>
+        <w:rPr>
+          <w:rFonts w:ascii="Georgia Pro" w:eastAsia="Georgia Pro" w:hAnsi="Georgia Pro" w:cs="Georgia Pro"/>
+          <w:color w:val="000000" w:themeColor="text1"/>
+        </w:rPr>
+      </w:pPr>
+      <w:r>
+        <w:rPr>
+          <w:rFonts w:ascii="Georgia Pro" w:eastAsia="Georgia Pro" w:hAnsi="Georgia Pro" w:cs="Georgia Pro"/>
+          <w:color w:val="000000" w:themeColor="text1"/>
+        </w:rPr>
+        <w:t>Enter vault password.</w:t>
+      </w:r>
+    </w:p>
+    <w:p>
+      <w:pPr>
+        <w:spacing w:before="240" w:after="0" w:line="360" w:lineRule="auto"/>
+        <w:rPr>
+          <w:rFonts w:ascii="Georgia Pro" w:eastAsia="Georgia Pro" w:hAnsi="Georgia Pro" w:cs="Georgia Pro"/>
+          <w:color w:val="000000" w:themeColor="text1"/>
+        </w:rPr>
+      </w:pPr>
       <w:r>
         <w:rPr>
           <w:rFonts w:ascii="Georgia Pro" w:eastAsia="Georgia Pro" w:hAnsi="Georgia Pro" w:cs="Georgia Pro"/>
           <w:color w:val="000000" w:themeColor="text1"/>
         </w:rPr>
         <w:lastRenderedPageBreak/>
-        <w:t xml:space="preserve">      debug:</w:t>
-      </w:r>
-      <w:r>
-        <w:rPr>
-          <w:rFonts w:ascii="Georgia Pro" w:eastAsia="Georgia Pro" w:hAnsi="Georgia Pro" w:cs="Georgia Pro"/>
-          <w:color w:val="000000" w:themeColor="text1"/>
-        </w:rPr>
-        <w:br/>
-        <w:t xml:space="preserve">        msg: "Database password is: </w:t>
-      </w:r>
-      <w:proofErr w:type="gramStart"/>
-      <w:r>
-        <w:rPr>
-          <w:rFonts w:ascii="Georgia Pro" w:eastAsia="Georgia Pro" w:hAnsi="Georgia Pro" w:cs="Georgia Pro"/>
-          <w:color w:val="000000" w:themeColor="text1"/>
-        </w:rPr>
-        <w:t xml:space="preserve">{{ </w:t>
-      </w:r>
-      <w:proofErr w:type="spellStart"/>
-      <w:r>
-        <w:rPr>
-          <w:rFonts w:ascii="Georgia Pro" w:eastAsia="Georgia Pro" w:hAnsi="Georgia Pro" w:cs="Georgia Pro"/>
-          <w:color w:val="000000" w:themeColor="text1"/>
-        </w:rPr>
-        <w:t>db</w:t>
-      </w:r>
-      <w:proofErr w:type="gramEnd"/>
-      <w:r>
-        <w:rPr>
-          <w:rFonts w:ascii="Georgia Pro" w:eastAsia="Georgia Pro" w:hAnsi="Georgia Pro" w:cs="Georgia Pro"/>
-          <w:color w:val="000000" w:themeColor="text1"/>
-        </w:rPr>
-        <w:t>_</w:t>
-      </w:r>
-      <w:proofErr w:type="gramStart"/>
-      <w:r>
-        <w:rPr>
-          <w:rFonts w:ascii="Georgia Pro" w:eastAsia="Georgia Pro" w:hAnsi="Georgia Pro" w:cs="Georgia Pro"/>
-          <w:color w:val="000000" w:themeColor="text1"/>
-        </w:rPr>
-        <w:t>password</w:t>
-      </w:r>
-      <w:proofErr w:type="spellEnd"/>
-      <w:r>
-        <w:rPr>
-          <w:rFonts w:ascii="Georgia Pro" w:eastAsia="Georgia Pro" w:hAnsi="Georgia Pro" w:cs="Georgia Pro"/>
-          <w:color w:val="000000" w:themeColor="text1"/>
-        </w:rPr>
-        <w:t xml:space="preserve"> }}"</w:t>
-      </w:r>
-      <w:proofErr w:type="gramEnd"/>
-    </w:p>
-    <w:p>
-      <w:pPr>
-        <w:spacing w:before="240" w:after="0" w:line="360" w:lineRule="auto"/>
-        <w:rPr>
-          <w:rFonts w:ascii="Georgia Pro" w:eastAsia="Georgia Pro" w:hAnsi="Georgia Pro" w:cs="Georgia Pro"/>
-          <w:color w:val="000000" w:themeColor="text1"/>
-        </w:rPr>
-      </w:pPr>
-      <w:r>
-        <w:rPr>
-          <w:rFonts w:ascii="Georgia Pro" w:eastAsia="Georgia Pro" w:hAnsi="Georgia Pro" w:cs="Georgia Pro"/>
-          <w:color w:val="000000" w:themeColor="text1"/>
-        </w:rPr>
-        <w:t>Save.</w:t>
-      </w:r>
-    </w:p>
-    <w:p>
-      <w:pPr>
-        <w:spacing w:before="240" w:after="0" w:line="360" w:lineRule="auto"/>
-        <w:rPr>
-          <w:rFonts w:ascii="Georgia Pro" w:eastAsia="Georgia Pro" w:hAnsi="Georgia Pro" w:cs="Georgia Pro"/>
-          <w:color w:val="000000" w:themeColor="text1"/>
-        </w:rPr>
-      </w:pPr>
-      <w:r>
-        <w:rPr>
-          <w:rFonts w:ascii="Georgia Pro" w:eastAsia="Georgia Pro" w:hAnsi="Georgia Pro" w:cs="Georgia Pro"/>
-          <w:color w:val="000000" w:themeColor="text1"/>
-        </w:rPr>
-        <w:pict w14:anchorId="281C0DB4">
-          <v:rect id="_x0000_i1115" style="width:0;height:1.5pt" o:hrstd="t" o:hr="t" fillcolor="#a0a0a0" stroked="f"/>
-        </w:pict>
-      </w:r>
-    </w:p>
-    <w:p>
-      <w:pPr>
-        <w:spacing w:before="240" w:after="0" w:line="360" w:lineRule="auto"/>
-        <w:rPr>
-          <w:rFonts w:ascii="Georgia Pro" w:eastAsia="Georgia Pro" w:hAnsi="Georgia Pro" w:cs="Georgia Pro"/>
-          <w:b/>
-          <w:bCs/>
-          <w:color w:val="000000" w:themeColor="text1"/>
-        </w:rPr>
-      </w:pPr>
-      <w:r>
-        <w:rPr>
-          <w:rFonts w:ascii="Georgia Pro" w:eastAsia="Georgia Pro" w:hAnsi="Georgia Pro" w:cs="Georgia Pro"/>
-          <w:b/>
-          <w:bCs/>
-          <w:color w:val="000000" w:themeColor="text1"/>
-        </w:rPr>
-        <w:t xml:space="preserve">Step 6 — Run </w:t>
-      </w:r>
-      <w:proofErr w:type="gramStart"/>
-      <w:r>
-        <w:rPr>
-          <w:rFonts w:ascii="Georgia Pro" w:eastAsia="Georgia Pro" w:hAnsi="Georgia Pro" w:cs="Georgia Pro"/>
-          <w:b/>
-          <w:bCs/>
-          <w:color w:val="000000" w:themeColor="text1"/>
-        </w:rPr>
-        <w:t>playbook</w:t>
-      </w:r>
-      <w:proofErr w:type="gramEnd"/>
+        <w:t>Expected:</w:t>
+      </w:r>
     </w:p>
     <w:p>
       <w:pPr>
@@ -1615,86 +1624,6 @@
           <w:rFonts w:ascii="Georgia Pro" w:eastAsia="Georgia Pro" w:hAnsi="Georgia Pro" w:cs="Georgia Pro"/>
           <w:color w:val="000000" w:themeColor="text1"/>
         </w:rPr>
-        <w:t>ansible-playbook -</w:t>
-      </w:r>
-      <w:proofErr w:type="spellStart"/>
-      <w:r>
-        <w:rPr>
-          <w:rFonts w:ascii="Georgia Pro" w:eastAsia="Georgia Pro" w:hAnsi="Georgia Pro" w:cs="Georgia Pro"/>
-          <w:color w:val="000000" w:themeColor="text1"/>
-        </w:rPr>
-        <w:t>i</w:t>
-      </w:r>
-      <w:proofErr w:type="spellEnd"/>
-      <w:r>
-        <w:rPr>
-          <w:rFonts w:ascii="Georgia Pro" w:eastAsia="Georgia Pro" w:hAnsi="Georgia Pro" w:cs="Georgia Pro"/>
-          <w:color w:val="000000" w:themeColor="text1"/>
-        </w:rPr>
-        <w:t xml:space="preserve"> inventory vault-</w:t>
-      </w:r>
-      <w:proofErr w:type="spellStart"/>
-      <w:r>
-        <w:rPr>
-          <w:rFonts w:ascii="Georgia Pro" w:eastAsia="Georgia Pro" w:hAnsi="Georgia Pro" w:cs="Georgia Pro"/>
-          <w:color w:val="000000" w:themeColor="text1"/>
-        </w:rPr>
-        <w:t>demo.yml</w:t>
-      </w:r>
-      <w:proofErr w:type="spellEnd"/>
-      <w:r>
-        <w:rPr>
-          <w:rFonts w:ascii="Georgia Pro" w:eastAsia="Georgia Pro" w:hAnsi="Georgia Pro" w:cs="Georgia Pro"/>
-          <w:color w:val="000000" w:themeColor="text1"/>
-        </w:rPr>
-        <w:t xml:space="preserve"> --ask-vault-pass</w:t>
-      </w:r>
-    </w:p>
-    <w:p>
-      <w:pPr>
-        <w:spacing w:before="240" w:after="0" w:line="360" w:lineRule="auto"/>
-        <w:rPr>
-          <w:rFonts w:ascii="Georgia Pro" w:eastAsia="Georgia Pro" w:hAnsi="Georgia Pro" w:cs="Georgia Pro"/>
-          <w:color w:val="000000" w:themeColor="text1"/>
-        </w:rPr>
-      </w:pPr>
-      <w:r>
-        <w:rPr>
-          <w:rFonts w:ascii="Georgia Pro" w:eastAsia="Georgia Pro" w:hAnsi="Georgia Pro" w:cs="Georgia Pro"/>
-          <w:color w:val="000000" w:themeColor="text1"/>
-        </w:rPr>
-        <w:t>Enter vault password.</w:t>
-      </w:r>
-    </w:p>
-    <w:p>
-      <w:pPr>
-        <w:spacing w:before="240" w:after="0" w:line="360" w:lineRule="auto"/>
-        <w:rPr>
-          <w:rFonts w:ascii="Georgia Pro" w:eastAsia="Georgia Pro" w:hAnsi="Georgia Pro" w:cs="Georgia Pro"/>
-          <w:color w:val="000000" w:themeColor="text1"/>
-        </w:rPr>
-      </w:pPr>
-      <w:r>
-        <w:rPr>
-          <w:rFonts w:ascii="Georgia Pro" w:eastAsia="Georgia Pro" w:hAnsi="Georgia Pro" w:cs="Georgia Pro"/>
-          <w:color w:val="000000" w:themeColor="text1"/>
-        </w:rPr>
-        <w:t>Expected:</w:t>
-      </w:r>
-    </w:p>
-    <w:p>
-      <w:pPr>
-        <w:spacing w:before="240" w:after="0" w:line="360" w:lineRule="auto"/>
-        <w:rPr>
-          <w:rFonts w:ascii="Georgia Pro" w:eastAsia="Georgia Pro" w:hAnsi="Georgia Pro" w:cs="Georgia Pro"/>
-          <w:color w:val="000000" w:themeColor="text1"/>
-        </w:rPr>
-      </w:pPr>
-      <w:r>
-        <w:rPr>
-          <w:rFonts w:ascii="Georgia Pro" w:eastAsia="Georgia Pro" w:hAnsi="Georgia Pro" w:cs="Georgia Pro"/>
-          <w:color w:val="000000" w:themeColor="text1"/>
-        </w:rPr>
         <w:t>TASK [Show DB username]</w:t>
       </w:r>
       <w:r>
@@ -1805,7 +1734,7 @@
           <w:color w:val="000000" w:themeColor="text1"/>
         </w:rPr>
         <w:pict w14:anchorId="57466C4F">
-          <v:rect id="_x0000_i1116" style="width:0;height:1.5pt" o:hrstd="t" o:hr="t" fillcolor="#a0a0a0" stroked="f"/>
+          <v:rect id="_x0000_i1032" style="width:0;height:1.5pt" o:hrstd="t" o:hr="t" fillcolor="#a0a0a0" stroked="f"/>
         </w:pict>
       </w:r>
     </w:p>
@@ -1977,9 +1906,8 @@
           <w:rFonts w:ascii="Georgia Pro" w:eastAsia="Georgia Pro" w:hAnsi="Georgia Pro" w:cs="Georgia Pro"/>
           <w:color w:val="000000" w:themeColor="text1"/>
         </w:rPr>
-        <w:lastRenderedPageBreak/>
         <w:pict w14:anchorId="43B5FC33">
-          <v:rect id="_x0000_i1117" style="width:0;height:1.5pt" o:hrstd="t" o:hr="t" fillcolor="#a0a0a0" stroked="f"/>
+          <v:rect id="_x0000_i1033" style="width:0;height:1.5pt" o:hrstd="t" o:hr="t" fillcolor="#a0a0a0" stroked="f"/>
         </w:pict>
       </w:r>
     </w:p>
@@ -2112,8 +2040,9 @@
           <w:rFonts w:ascii="Georgia Pro" w:eastAsia="Georgia Pro" w:hAnsi="Georgia Pro" w:cs="Georgia Pro"/>
           <w:color w:val="000000" w:themeColor="text1"/>
         </w:rPr>
+        <w:lastRenderedPageBreak/>
         <w:pict w14:anchorId="379900C7">
-          <v:rect id="_x0000_i1118" style="width:0;height:1.5pt" o:hrstd="t" o:hr="t" fillcolor="#a0a0a0" stroked="f"/>
+          <v:rect id="_x0000_i1034" style="width:0;height:1.5pt" o:hrstd="t" o:hr="t" fillcolor="#a0a0a0" stroked="f"/>
         </w:pict>
       </w:r>
     </w:p>
@@ -2183,7 +2112,7 @@
           <w:color w:val="000000" w:themeColor="text1"/>
         </w:rPr>
         <w:pict w14:anchorId="03BF9A61">
-          <v:rect id="_x0000_i1119" style="width:0;height:1.5pt" o:hrstd="t" o:hr="t" fillcolor="#a0a0a0" stroked="f"/>
+          <v:rect id="_x0000_i1035" style="width:0;height:1.5pt" o:hrstd="t" o:hr="t" fillcolor="#a0a0a0" stroked="f"/>
         </w:pict>
       </w:r>
     </w:p>
@@ -3404,6 +3333,7 @@
   <w:style w:type="character" w:default="1" w:styleId="DefaultParagraphFont">
     <w:name w:val="Default Paragraph Font"/>
     <w:uiPriority w:val="1"/>
+    <w:semiHidden/>
     <w:unhideWhenUsed/>
   </w:style>
   <w:style w:type="table" w:default="1" w:styleId="TableNormal">
@@ -3711,6 +3641,33 @@
 </w:styles>
 </file>
 
+<file path=word/ink/ink1.xml><?xml version="1.0" encoding="utf-8"?>
+<inkml:ink xmlns:inkml="http://www.w3.org/2003/InkML">
+  <inkml:definitions>
+    <inkml:context xml:id="ctx0">
+      <inkml:inkSource xml:id="inkSrc0">
+        <inkml:traceFormat>
+          <inkml:channel name="X" type="integer" min="-2.14748E9" max="2.14748E9" units="cm"/>
+          <inkml:channel name="Y" type="integer" min="-2.14748E9" max="2.14748E9" units="cm"/>
+          <inkml:channel name="F" type="integer" max="32767" units="dev"/>
+        </inkml:traceFormat>
+        <inkml:channelProperties>
+          <inkml:channelProperty channel="X" name="resolution" value="1000" units="1/cm"/>
+          <inkml:channelProperty channel="Y" name="resolution" value="1000" units="1/cm"/>
+          <inkml:channelProperty channel="F" name="resolution" value="0" units="1/dev"/>
+        </inkml:channelProperties>
+      </inkml:inkSource>
+      <inkml:timestamp xml:id="ts0" timeString="2026-05-31T10:06:45.234"/>
+    </inkml:context>
+    <inkml:brush xml:id="br0">
+      <inkml:brushProperty name="width" value="0.025" units="cm"/>
+      <inkml:brushProperty name="height" value="0.025" units="cm"/>
+    </inkml:brush>
+  </inkml:definitions>
+  <inkml:trace contextRef="#ctx0" brushRef="#br0">82 7 11859,'0'0'6321,"0"-7"-6217,-5 7-104,-19 0 0,1 0-1640,-6 5-3698</inkml:trace>
+</inkml:ink>
+</file>
+
 <file path=word/theme/theme1.xml><?xml version="1.0" encoding="utf-8"?>
 <a:theme xmlns:a="http://schemas.openxmlformats.org/drawingml/2006/main" name="Office Theme">
   <a:themeElements>
